--- a/defense/docs/reviews/PREDEFENSE_PROTOCOL_RU_GOST.docx
+++ b/defense/docs/reviews/PREDEFENSE_PROTOCOL_RU_GOST.docx
@@ -140,7 +140,7 @@
           <w:sz w:val="28"/>
           <w:u w:val="none"/>
         </w:rPr>
-        <w:t>г. Алматы                                                                              26.08.2026 г.</w:t>
+        <w:t>г. Алматы                                                                              27.08.2026 г.</w:t>
       </w:r>
     </w:p>
     <w:p>
@@ -192,7 +192,7 @@
           <w:sz w:val="28"/>
           <w:u w:val="none"/>
         </w:rPr>
-        <w:t xml:space="preserve"> Дауренбаева Н.А. — PhD, ассистент-профессор кафедры «Компьютерная инженерия».</w:t>
+        <w:t xml:space="preserve"> Барлықбай Н.Т. — магистр, сениор-лектор кафедры «Компьютерная инженерия».</w:t>
       </w:r>
     </w:p>
     <w:p>
@@ -218,7 +218,7 @@
           <w:sz w:val="28"/>
           <w:u w:val="none"/>
         </w:rPr>
-        <w:t xml:space="preserve"> доктор технических наук, профессор-исследователь кафедры «Информационные системы» Найзабаева Л.К.; кандидат технических наук, ассоциированный профессор, заведующий кафедрой «Информационные системы» Быков А.А.; учёный секретарь АО «МУИТ», и.о. директора департамента по подготовке научных кадров Есмурзаева А.Б.; профессора кафедры «Компьютерная инженерия»: кандидат технических наук, профессор-исследователь Бектемысова Г.У., кандидат технических наук, директор департамента по научно-исследовательской деятельности Ипалакова М.Т., PhD Mohsin A. Farhad; ассоциированные профессора кафедры «Компьютерная инженерия»: кандидат физико-математических наук Сапакова С.З., PhD Каимов С.Т., Meer Jaro Khan; ассистент-профессора кафедры «Компьютерная инженерия»: PhD Чинибаева Т.Т., PhD Дауренбаева Н.А., PhD Мукажанов Н.К., магистр Джолдасбаев С.К., магистр Бекаулова Ж.М., магистр Козина Л.А., магистр Жакыпбеков С.Ж.; сениор-лекторы кафедры «Компьютерная инженерия», магистры: Қойшыбай С.С., Тлеуова Ғ.Н., Әкім А.М., Примжанов З., Балгабек А.А., Ембердиева А.Б., Кокенова У.К., Мұхаметқалиева Н.Е., Туржанов У.М., Маманова С.Е., Есмухамедов Н.С.; ассистенты G1, магистры: Аскербай Е., Сыдықбек Ж.Қ., Маметова Р.</w:t>
+        <w:t xml:space="preserve"> доктор технических наук, профессор-исследователь кафедры «Информационные системы» Найзабаева Л.К.; кандидат технических наук, ассоциированный профессор, заведующий кафедрой «Информационные системы» Быков А.А.; учёный секретарь АО «МУИТ», и.о. директора департамента по подготовке научных кадров Есмурзаева А.Б.; профессора кафедры «Компьютерная инженерия»: кандидат технических наук, профессор-исследователь Бектемысова Г.У., кандидат технических наук, директор департамента по научно-исследовательской деятельности Ипалакова М.Т., PhD Mohsin A. Farhad; ассоциированные профессора кафедры «Компьютерная инженерия»: кандидат физико-математических наук Сапакова С.З., PhD Каимов С.Т., Meer Jaro Khan; ассистент-профессора кафедры «Компьютерная инженерия»: PhD Чинибаева Т.Т., PhD Дауренбаева Н.А., PhD Мукажанов Н.К., магистр Джолдасбаев С.К., магистр Бекаулова Ж.М., магистр Козина Л.А., магистр Жакыпбеков С.Ж.; сениор-лекторы кафедры «Компьютерная инженерия», магистры: Барлықбай Н.Т., Қойшыбай С.С., Тлеуова Ғ.Н., Әкім А.М., Примжанов З., Балгабек А.А., Ембердиева А.Б., Кокенова У.К., Туржанов У.М., Маманова С.Е., Есмухамедов Н.С.; ассистенты G1, магистры: Аскербай Е., Сыдықбек Ж.Қ., Маметова Р.</w:t>
       </w:r>
     </w:p>
     <w:p>
@@ -674,7 +674,7 @@
           <w:sz w:val="28"/>
           <w:u w:val="none"/>
         </w:rPr>
-        <w:t>Мұхаметқалиева Н.Е. — магистр, сениор-лектор кафедры «Компьютерная инженерия»:</w:t>
+        <w:t>Қойшыбай С.С. — магистр, сениор-лектор кафедры «Компьютерная инженерия»:</w:t>
       </w:r>
     </w:p>
     <w:p>
@@ -2912,7 +2912,7 @@
                 <w:sz w:val="28"/>
                 <w:u w:val="none"/>
               </w:rPr>
-              <w:t>Секретарь заседания, PhD, ассистент-профессор кафедры «Компьютерная инженерия»</w:t>
+              <w:t>Секретарь заседания, магистр, сениор-лектор кафедры «Компьютерная инженерия»</w:t>
             </w:r>
           </w:p>
         </w:tc>
@@ -2935,7 +2935,7 @@
                 <w:sz w:val="28"/>
                 <w:u w:val="none"/>
               </w:rPr>
-              <w:t>____________ Дауренбаева Н.А.</w:t>
+              <w:t>____________ Барлықбай Н.Т.</w:t>
             </w:r>
           </w:p>
         </w:tc>
